--- a/Rapid Cortex Internal Docs/Sales_Marketing/RapidCortex_Product_Capability_Investor_v3.docx
+++ b/Rapid Cortex Internal Docs/Sales_Marketing/RapidCortex_Product_Capability_Investor_v3.docx
@@ -15,7 +15,7 @@
           <w:sz w:val="56"/>
           <w:szCs w:val="56"/>
         </w:rPr>
-        <w:t xml:space="preserve">RAPID CORTEX</w:t>
+        <w:t xml:space="preserve">NEXCORT IQ</w:t>
       </w:r>
     </w:p>
     <w:p>
@@ -103,7 +103,7 @@
           <w:sz w:val="20"/>
           <w:szCs w:val="20"/>
         </w:rPr>
-        <w:t xml:space="preserve">Rapid Cortex is a next-generation public safety intelligence and decision-support platform built for 911 dispatch centers, emergency communications centers, law enforcement, fire rescue, EMS, and emergency management agencies. The platform enhances operations without replacing CAD systems, telephony systems, dispatchers, or responders.</w:t>
+        <w:t xml:space="preserve">NexCort iQ is a next-generation public safety intelligence and decision-support platform built for 911 dispatch centers, emergency communications centers, law enforcement, fire rescue, EMS, and emergency management agencies. The platform enhances operations without replacing CAD systems, telephony systems, dispatchers, or responders.</w:t>
       </w:r>
     </w:p>
     <w:p>
@@ -136,7 +136,7 @@
           <w:sz w:val="24"/>
           <w:szCs w:val="24"/>
         </w:rPr>
-        <w:t xml:space="preserve">Roles in Rapid Cortex</w:t>
+        <w:t xml:space="preserve">Roles in NexCort iQ</w:t>
       </w:r>
     </w:p>
     <w:p>
@@ -768,7 +768,7 @@
                 <w:sz w:val="17"/>
                 <w:szCs w:val="17"/>
               </w:rPr>
-              <w:t xml:space="preserve">RC Admin</w:t>
+              <w:t xml:space="preserve">NC Admin</w:t>
             </w:r>
           </w:p>
         </w:tc>
@@ -840,7 +840,7 @@
                 <w:sz w:val="17"/>
                 <w:szCs w:val="17"/>
               </w:rPr>
-              <w:t xml:space="preserve">RC IT Admin</w:t>
+              <w:t xml:space="preserve">NC IT Admin</w:t>
             </w:r>
           </w:p>
         </w:tc>
@@ -912,7 +912,7 @@
                 <w:sz w:val="17"/>
                 <w:szCs w:val="17"/>
               </w:rPr>
-              <w:t xml:space="preserve">RC Super Admin</w:t>
+              <w:t xml:space="preserve">NC Super Admin</w:t>
             </w:r>
           </w:p>
         </w:tc>
@@ -1890,7 +1890,7 @@
                 <w:sz w:val="17"/>
                 <w:szCs w:val="17"/>
               </w:rPr>
-              <w:t xml:space="preserve">Agency Admin, Agency IT; RC IT Admin (platform)</w:t>
+              <w:t xml:space="preserve">Agency Admin, Agency IT; NC IT Admin (platform)</w:t>
             </w:r>
           </w:p>
         </w:tc>
@@ -2067,7 +2067,7 @@
                 <w:sz w:val="17"/>
                 <w:szCs w:val="17"/>
               </w:rPr>
-              <w:t xml:space="preserve">Agency Admin, Supervisor, Dispatcher, Analyst, Auditor; RC Admin, RC IT Admin (platform)</w:t>
+              <w:t xml:space="preserve">Agency Admin, Supervisor, Dispatcher, Analyst, Auditor; NC Admin, NC IT Admin (platform)</w:t>
             </w:r>
           </w:p>
         </w:tc>
@@ -2244,7 +2244,7 @@
                 <w:sz w:val="17"/>
                 <w:szCs w:val="17"/>
               </w:rPr>
-              <w:t xml:space="preserve">Agency Admin, Agency IT, Supervisor, Auditor; RC Admin, RC IT Admin (platform)</w:t>
+              <w:t xml:space="preserve">Agency Admin, Agency IT, Supervisor, Auditor; NC Admin, NC IT Admin (platform)</w:t>
             </w:r>
           </w:p>
         </w:tc>
@@ -9582,7 +9582,7 @@
                 <w:sz w:val="17"/>
                 <w:szCs w:val="17"/>
               </w:rPr>
-              <w:t xml:space="preserve">Agency Admin, Agency IT; RC Admin, RC IT Admin (platform)</w:t>
+              <w:t xml:space="preserve">Agency Admin, Agency IT; NC Admin, NC IT Admin (platform)</w:t>
             </w:r>
           </w:p>
         </w:tc>
@@ -10864,7 +10864,7 @@
                 <w:sz w:val="17"/>
                 <w:szCs w:val="17"/>
               </w:rPr>
-              <w:t xml:space="preserve">Agency Admin; RC Admin, RC IT Admin</w:t>
+              <w:t xml:space="preserve">Agency Admin; NC Admin, NC IT Admin</w:t>
             </w:r>
           </w:p>
         </w:tc>
@@ -11041,7 +11041,7 @@
                 <w:sz w:val="17"/>
                 <w:szCs w:val="17"/>
               </w:rPr>
-              <w:t xml:space="preserve">Agency Admin; RC Admin, RC IT Admin</w:t>
+              <w:t xml:space="preserve">Agency Admin; NC Admin, NC IT Admin</w:t>
             </w:r>
           </w:p>
         </w:tc>
@@ -11218,7 +11218,7 @@
                 <w:sz w:val="17"/>
                 <w:szCs w:val="17"/>
               </w:rPr>
-              <w:t xml:space="preserve">Agency Admin; RC Admin, RC IT Admin</w:t>
+              <w:t xml:space="preserve">Agency Admin; NC Admin, NC IT Admin</w:t>
             </w:r>
           </w:p>
         </w:tc>
@@ -11395,7 +11395,7 @@
                 <w:sz w:val="17"/>
                 <w:szCs w:val="17"/>
               </w:rPr>
-              <w:t xml:space="preserve">Agency Admin; RC Admin, RC IT Admin</w:t>
+              <w:t xml:space="preserve">Agency Admin; NC Admin, NC IT Admin</w:t>
             </w:r>
           </w:p>
         </w:tc>
@@ -11572,7 +11572,7 @@
                 <w:sz w:val="17"/>
                 <w:szCs w:val="17"/>
               </w:rPr>
-              <w:t xml:space="preserve">Agency Admin; RC Admin, RC IT Admin</w:t>
+              <w:t xml:space="preserve">Agency Admin; NC Admin, NC IT Admin</w:t>
             </w:r>
           </w:p>
         </w:tc>
@@ -11749,7 +11749,7 @@
                 <w:sz w:val="17"/>
                 <w:szCs w:val="17"/>
               </w:rPr>
-              <w:t xml:space="preserve">Agency Admin; RC Admin, RC IT Admin</w:t>
+              <w:t xml:space="preserve">Agency Admin; NC Admin, NC IT Admin</w:t>
             </w:r>
           </w:p>
         </w:tc>
@@ -11926,7 +11926,7 @@
                 <w:sz w:val="17"/>
                 <w:szCs w:val="17"/>
               </w:rPr>
-              <w:t xml:space="preserve">Agency Admin; RC Admin, RC IT Admin</w:t>
+              <w:t xml:space="preserve">Agency Admin; NC Admin, NC IT Admin</w:t>
             </w:r>
           </w:p>
         </w:tc>
@@ -12393,7 +12393,7 @@
                 <w:sz w:val="17"/>
                 <w:szCs w:val="17"/>
               </w:rPr>
-              <w:t xml:space="preserve">Rapid Cortex without direct CAD integration.</w:t>
+              <w:t xml:space="preserve">NexCort iQ without direct CAD integration.</w:t>
             </w:r>
           </w:p>
         </w:tc>
@@ -12500,7 +12500,7 @@
                 <w:sz w:val="17"/>
                 <w:szCs w:val="17"/>
               </w:rPr>
-              <w:t xml:space="preserve">Agency Admin, Agency IT; RC Admin, RC IT Admin</w:t>
+              <w:t xml:space="preserve">Agency Admin, Agency IT; NC Admin, NC IT Admin</w:t>
             </w:r>
           </w:p>
         </w:tc>
@@ -17365,7 +17365,7 @@
                 <w:sz w:val="17"/>
                 <w:szCs w:val="17"/>
               </w:rPr>
-              <w:t xml:space="preserve">Agency Admin, Agency IT; RC IT Admin</w:t>
+              <w:t xml:space="preserve">Agency Admin, Agency IT; NC IT Admin</w:t>
             </w:r>
           </w:p>
         </w:tc>
@@ -17542,7 +17542,7 @@
                 <w:sz w:val="17"/>
                 <w:szCs w:val="17"/>
               </w:rPr>
-              <w:t xml:space="preserve">Agency IT; RC IT Admin</w:t>
+              <w:t xml:space="preserve">Agency IT; NC IT Admin</w:t>
             </w:r>
           </w:p>
         </w:tc>
@@ -17719,7 +17719,7 @@
                 <w:sz w:val="17"/>
                 <w:szCs w:val="17"/>
               </w:rPr>
-              <w:t xml:space="preserve">Agency Admin, Agency IT, Supervisor, Auditor; RC Admin, RC IT Admin (platform)</w:t>
+              <w:t xml:space="preserve">Agency Admin, Agency IT, Supervisor, Auditor; NC Admin, NC IT Admin (platform)</w:t>
             </w:r>
           </w:p>
         </w:tc>
@@ -17754,7 +17754,7 @@
                 <w:sz w:val="17"/>
                 <w:szCs w:val="17"/>
               </w:rPr>
-              <w:t xml:space="preserve">Full picture of who did what in Rapid Cortex for investigations.</w:t>
+              <w:t xml:space="preserve">Full picture of who did what in NexCort iQ for investigations.</w:t>
             </w:r>
           </w:p>
         </w:tc>
@@ -18073,7 +18073,7 @@
                 <w:sz w:val="17"/>
                 <w:szCs w:val="17"/>
               </w:rPr>
-              <w:t xml:space="preserve">Agency Admin, Agency IT; RC IT Admin (cross-tenant)</w:t>
+              <w:t xml:space="preserve">Agency Admin, Agency IT; NC IT Admin (cross-tenant)</w:t>
             </w:r>
           </w:p>
         </w:tc>
@@ -18604,7 +18604,7 @@
                 <w:sz w:val="17"/>
                 <w:szCs w:val="17"/>
               </w:rPr>
-              <w:t xml:space="preserve">RC IT Admin (cross-tenant)</w:t>
+              <w:t xml:space="preserve">NC IT Admin (cross-tenant)</w:t>
             </w:r>
           </w:p>
         </w:tc>
@@ -18781,7 +18781,7 @@
                 <w:sz w:val="17"/>
                 <w:szCs w:val="17"/>
               </w:rPr>
-              <w:t xml:space="preserve">RC Super Admin (issue/revoke); RC Admin (view active grants)</w:t>
+              <w:t xml:space="preserve">NC Super Admin (issue/revoke); NC Admin (view active grants)</w:t>
             </w:r>
           </w:p>
         </w:tc>
@@ -21786,7 +21786,7 @@
                 <w:sz w:val="17"/>
                 <w:szCs w:val="17"/>
               </w:rPr>
-              <w:t xml:space="preserve">Pre-alerts, hospital profiles, MCI plans (emergency_connect.* / hospital_routing.*). Currently requires matrix extension from RC Super Admin baseline.</w:t>
+              <w:t xml:space="preserve">Pre-alerts, hospital profiles, MCI plans (emergency_connect.* / hospital_routing.*). Currently requires matrix extension from NC Super Admin baseline.</w:t>
             </w:r>
           </w:p>
         </w:tc>
@@ -22035,7 +22035,7 @@
                 <w:sz w:val="17"/>
                 <w:szCs w:val="17"/>
               </w:rPr>
-              <w:t xml:space="preserve">RC Lite</w:t>
+              <w:t xml:space="preserve">NC Lite</w:t>
             </w:r>
           </w:p>
         </w:tc>
@@ -22389,7 +22389,7 @@
                 <w:sz w:val="17"/>
                 <w:szCs w:val="17"/>
               </w:rPr>
-              <w:t xml:space="preserve">RC Admin / platform console</w:t>
+              <w:t xml:space="preserve">NC Admin / platform console</w:t>
             </w:r>
           </w:p>
         </w:tc>
@@ -22424,7 +22424,7 @@
                 <w:sz w:val="17"/>
                 <w:szCs w:val="17"/>
               </w:rPr>
-              <w:t xml:space="preserve">RC Admin, RC IT Admin, RC Super Admin</w:t>
+              <w:t xml:space="preserve">NC Admin, NC IT Admin, NC Super Admin</w:t>
             </w:r>
           </w:p>
         </w:tc>
@@ -23232,7 +23232,7 @@
           <w:sz w:val="16"/>
           <w:szCs w:val="16"/>
         </w:rPr>
-        <w:t xml:space="preserve">Rapid Cortex — Confidential. For investor and partner use only. Role assignments reflect Role Access Matrix v2.0. Features subject to change. Not all features available in all plan tiers or deployment configurations.</w:t>
+        <w:t xml:space="preserve">NexCort iQ — Confidential. For investor and partner use only. Role assignments reflect Role Access Matrix v2.0. Features subject to change. Not all features available in all plan tiers or deployment configurations.</w:t>
       </w:r>
     </w:p>
     <w:sectPr>
